--- a/AI_Agents_and_Advanced_Fine_Tuning_Bootcamp/Lab_Walkthroughs/Week_02_Lab_A_google_adk_basics_build_a_research_assistant.docx
+++ b/AI_Agents_and_Advanced_Fine_Tuning_Bootcamp/Lab_Walkthroughs/Week_02_Lab_A_google_adk_basics_build_a_research_assistant.docx
@@ -96,7 +96,7 @@
           <w:color w:val="333333"/>
           <w:sz w:val="22"/>
         </w:rPr>
-        <w:t>Cluster workspace from week 1 plus week-specific deps in the requirements.txt that ships with this lab.</w:t>
+        <w:t>Cluster workspace plus google-adk and a Gemini or OpenAI key in the env. Sample analyst corpus in data/filings/.</w:t>
       </w:r>
     </w:p>
     <w:p>
@@ -118,7 +118,7 @@
           <w:color w:val="333333"/>
           <w:sz w:val="22"/>
         </w:rPr>
-        <w:t>Concept list available in the class notes for this week.</w:t>
+        <w:t>Planner, worker, critic as separate LlmAgent roles</w:t>
       </w:r>
     </w:p>
     <w:p>
@@ -130,7 +130,19 @@
           <w:color w:val="333333"/>
           <w:sz w:val="22"/>
         </w:rPr>
-        <w:t>Lab guide TA reviews the concepts in the first 15 minutes.</w:t>
+        <w:t>Sub-agent delegation and shared session state in ADK</w:t>
+      </w:r>
+    </w:p>
+    <w:p>
+      <w:pPr>
+        <w:pStyle w:val="ListBullet"/>
+      </w:pPr>
+      <w:r>
+        <w:rPr>
+          <w:color w:val="333333"/>
+          <w:sz w:val="22"/>
+        </w:rPr>
+        <w:t>Stop conditions: the critic approves or three revisions elapse</w:t>
       </w:r>
     </w:p>
     <w:p>
@@ -211,7 +223,163 @@
           <w:color w:val="101010"/>
           <w:sz w:val="18"/>
         </w:rPr>
-        <w:t># Starter code is in the lab repo: see lab_starter.py.</w:t>
+        <w:t>from google.adk.agents import LlmAgent</w:t>
+      </w:r>
+    </w:p>
+    <w:p>
+      <w:pPr>
+        <w:spacing w:after="0" w:before="0"/>
+      </w:pPr>
+      <w:r>
+        <w:rPr>
+          <w:rFonts w:ascii="Consolas" w:hAnsi="Consolas"/>
+          <w:color w:val="101010"/>
+          <w:sz w:val="18"/>
+        </w:rPr>
+        <w:t xml:space="preserve"> </w:t>
+      </w:r>
+    </w:p>
+    <w:p>
+      <w:pPr>
+        <w:spacing w:after="0" w:before="0"/>
+      </w:pPr>
+      <w:r>
+        <w:rPr>
+          <w:rFonts w:ascii="Consolas" w:hAnsi="Consolas"/>
+          <w:color w:val="101010"/>
+          <w:sz w:val="18"/>
+        </w:rPr>
+        <w:t>worker = LlmAgent(</w:t>
+      </w:r>
+    </w:p>
+    <w:p>
+      <w:pPr>
+        <w:spacing w:after="0" w:before="0"/>
+      </w:pPr>
+      <w:r>
+        <w:rPr>
+          <w:rFonts w:ascii="Consolas" w:hAnsi="Consolas"/>
+          <w:color w:val="101010"/>
+          <w:sz w:val="18"/>
+        </w:rPr>
+        <w:t xml:space="preserve">    name='researcher', model='gemini-2.0-flash',</w:t>
+      </w:r>
+    </w:p>
+    <w:p>
+      <w:pPr>
+        <w:spacing w:after="0" w:before="0"/>
+      </w:pPr>
+      <w:r>
+        <w:rPr>
+          <w:rFonts w:ascii="Consolas" w:hAnsi="Consolas"/>
+          <w:color w:val="101010"/>
+          <w:sz w:val="18"/>
+        </w:rPr>
+        <w:t xml:space="preserve">    instruction='Answer the sub-question using the filings excerpts given.')</w:t>
+      </w:r>
+    </w:p>
+    <w:p>
+      <w:pPr>
+        <w:spacing w:after="0" w:before="0"/>
+      </w:pPr>
+      <w:r>
+        <w:rPr>
+          <w:rFonts w:ascii="Consolas" w:hAnsi="Consolas"/>
+          <w:color w:val="101010"/>
+          <w:sz w:val="18"/>
+        </w:rPr>
+        <w:t>critic = LlmAgent(</w:t>
+      </w:r>
+    </w:p>
+    <w:p>
+      <w:pPr>
+        <w:spacing w:after="0" w:before="0"/>
+      </w:pPr>
+      <w:r>
+        <w:rPr>
+          <w:rFonts w:ascii="Consolas" w:hAnsi="Consolas"/>
+          <w:color w:val="101010"/>
+          <w:sz w:val="18"/>
+        </w:rPr>
+        <w:t xml:space="preserve">    name='critic', model='gemini-2.0-flash',</w:t>
+      </w:r>
+    </w:p>
+    <w:p>
+      <w:pPr>
+        <w:spacing w:after="0" w:before="0"/>
+      </w:pPr>
+      <w:r>
+        <w:rPr>
+          <w:rFonts w:ascii="Consolas" w:hAnsi="Consolas"/>
+          <w:color w:val="101010"/>
+          <w:sz w:val="18"/>
+        </w:rPr>
+        <w:t xml:space="preserve">    instruction='Check the draft for unsupported claims. Reply APPROVE or a fix list.')</w:t>
+      </w:r>
+    </w:p>
+    <w:p>
+      <w:pPr>
+        <w:spacing w:after="0" w:before="0"/>
+      </w:pPr>
+      <w:r>
+        <w:rPr>
+          <w:rFonts w:ascii="Consolas" w:hAnsi="Consolas"/>
+          <w:color w:val="101010"/>
+          <w:sz w:val="18"/>
+        </w:rPr>
+        <w:t>planner = LlmAgent(</w:t>
+      </w:r>
+    </w:p>
+    <w:p>
+      <w:pPr>
+        <w:spacing w:after="0" w:before="0"/>
+      </w:pPr>
+      <w:r>
+        <w:rPr>
+          <w:rFonts w:ascii="Consolas" w:hAnsi="Consolas"/>
+          <w:color w:val="101010"/>
+          <w:sz w:val="18"/>
+        </w:rPr>
+        <w:t xml:space="preserve">    name='planner', model='gemini-2.0-flash',</w:t>
+      </w:r>
+    </w:p>
+    <w:p>
+      <w:pPr>
+        <w:spacing w:after="0" w:before="0"/>
+      </w:pPr>
+      <w:r>
+        <w:rPr>
+          <w:rFonts w:ascii="Consolas" w:hAnsi="Consolas"/>
+          <w:color w:val="101010"/>
+          <w:sz w:val="18"/>
+        </w:rPr>
+        <w:t xml:space="preserve">    instruction='Split the analyst question into sub-questions, delegate, merge.',</w:t>
+      </w:r>
+    </w:p>
+    <w:p>
+      <w:pPr>
+        <w:spacing w:after="0" w:before="0"/>
+      </w:pPr>
+      <w:r>
+        <w:rPr>
+          <w:rFonts w:ascii="Consolas" w:hAnsi="Consolas"/>
+          <w:color w:val="101010"/>
+          <w:sz w:val="18"/>
+        </w:rPr>
+        <w:t xml:space="preserve">    sub_agents=[worker, critic])</w:t>
+      </w:r>
+    </w:p>
+    <w:p>
+      <w:pPr>
+        <w:spacing w:after="0" w:before="0"/>
+      </w:pPr>
+      <w:r>
+        <w:rPr>
+          <w:rFonts w:ascii="Consolas" w:hAnsi="Consolas"/>
+          <w:color w:val="101010"/>
+          <w:sz w:val="18"/>
+        </w:rPr>
+        <w:t xml:space="preserve"> </w:t>
       </w:r>
     </w:p>
     <w:p>
@@ -233,7 +401,7 @@
           <w:color w:val="333333"/>
           <w:sz w:val="22"/>
         </w:rPr>
-        <w:t>all deliverables present in the submission folder</w:t>
+        <w:t>planner emits 2 to 4 sub-questions for the sample analyst question</w:t>
       </w:r>
     </w:p>
     <w:p>
@@ -245,7 +413,7 @@
           <w:color w:val="333333"/>
           <w:sz w:val="22"/>
         </w:rPr>
-        <w:t>code runs end-to-end without modification</w:t>
+        <w:t>critic rejects at least one seeded unsupported-claim draft</w:t>
       </w:r>
     </w:p>
     <w:p>
@@ -257,7 +425,19 @@
           <w:color w:val="333333"/>
           <w:sz w:val="22"/>
         </w:rPr>
-        <w:t>results match the expected ranges in the rubric</w:t>
+        <w:t>final answer cites which filing each figure came from</w:t>
+      </w:r>
+    </w:p>
+    <w:p>
+      <w:pPr>
+        <w:pStyle w:val="ListBullet"/>
+      </w:pPr>
+      <w:r>
+        <w:rPr>
+          <w:color w:val="333333"/>
+          <w:sz w:val="22"/>
+        </w:rPr>
+        <w:t>trace shows planner -&gt; worker -&gt; critic ordering</w:t>
       </w:r>
     </w:p>
     <w:p>
